--- a/Отчёт.docx
+++ b/Отчёт.docx
@@ -503,7 +503,16 @@
           <w:sz w:val="28"/>
           <w:szCs w:val="28"/>
         </w:rPr>
-        <w:t>____________________________________</w:t>
+        <w:t>______________АО «Красный якорь»</w:t>
+      </w:r>
+      <w:bookmarkStart w:id="0" w:name="_GoBack"/>
+      <w:bookmarkEnd w:id="0"/>
+      <w:r>
+        <w:rPr>
+          <w:sz w:val="28"/>
+          <w:szCs w:val="28"/>
+        </w:rPr>
+        <w:t>___________</w:t>
       </w:r>
       <w:r>
         <w:rPr>
@@ -1694,25 +1703,7 @@
           <w:sz w:val="28"/>
           <w:szCs w:val="28"/>
         </w:rPr>
-        <w:t xml:space="preserve">Таблица </w:t>
-      </w:r>
-      <w:r>
-        <w:rPr>
-          <w:b/>
-          <w:bCs/>
-          <w:sz w:val="28"/>
-          <w:szCs w:val="28"/>
-        </w:rPr>
-        <w:t>№1</w:t>
-      </w:r>
-      <w:r>
-        <w:rPr>
-          <w:b/>
-          <w:bCs/>
-          <w:sz w:val="28"/>
-          <w:szCs w:val="28"/>
-        </w:rPr>
-        <w:t xml:space="preserve"> - </w:t>
+        <w:t xml:space="preserve">Таблица №1 - </w:t>
       </w:r>
       <w:r>
         <w:rPr>
@@ -2200,16 +2191,7 @@
           <w:sz w:val="28"/>
           <w:szCs w:val="28"/>
         </w:rPr>
-        <w:t xml:space="preserve">Таблица </w:t>
-      </w:r>
-      <w:r>
-        <w:rPr>
-          <w:b/>
-          <w:bCs/>
-          <w:sz w:val="28"/>
-          <w:szCs w:val="28"/>
-        </w:rPr>
-        <w:t xml:space="preserve">№2 - </w:t>
+        <w:t xml:space="preserve">Таблица №2 - </w:t>
       </w:r>
       <w:r>
         <w:rPr>
@@ -3005,25 +2987,7 @@
           <w:sz w:val="28"/>
           <w:szCs w:val="28"/>
         </w:rPr>
-        <w:t xml:space="preserve">Таблица </w:t>
-      </w:r>
-      <w:r>
-        <w:rPr>
-          <w:b/>
-          <w:bCs/>
-          <w:sz w:val="28"/>
-          <w:szCs w:val="28"/>
-        </w:rPr>
-        <w:t>№3</w:t>
-      </w:r>
-      <w:r>
-        <w:rPr>
-          <w:b/>
-          <w:bCs/>
-          <w:sz w:val="28"/>
-          <w:szCs w:val="28"/>
-        </w:rPr>
-        <w:t xml:space="preserve"> - </w:t>
+        <w:t xml:space="preserve">Таблица №3 - </w:t>
       </w:r>
       <w:r>
         <w:rPr>
@@ -4211,34 +4175,7 @@
           <w:sz w:val="28"/>
           <w:szCs w:val="28"/>
         </w:rPr>
-        <w:t xml:space="preserve">Таблица </w:t>
-      </w:r>
-      <w:r>
-        <w:rPr>
-          <w:b/>
-          <w:bCs/>
-          <w:sz w:val="28"/>
-          <w:szCs w:val="28"/>
-        </w:rPr>
-        <w:t>№4</w:t>
-      </w:r>
-      <w:r>
-        <w:rPr>
-          <w:b/>
-          <w:bCs/>
-          <w:sz w:val="28"/>
-          <w:szCs w:val="28"/>
-        </w:rPr>
-        <w:t xml:space="preserve"> -</w:t>
-      </w:r>
-      <w:r>
-        <w:rPr>
-          <w:b/>
-          <w:bCs/>
-          <w:sz w:val="28"/>
-          <w:szCs w:val="28"/>
-        </w:rPr>
-        <w:t xml:space="preserve"> </w:t>
+        <w:t xml:space="preserve">Таблица №4 - </w:t>
       </w:r>
       <w:r>
         <w:rPr>
@@ -5096,34 +5033,7 @@
           <w:szCs w:val="28"/>
         </w:rPr>
         <w:lastRenderedPageBreak/>
-        <w:t xml:space="preserve">Таблица </w:t>
-      </w:r>
-      <w:r>
-        <w:rPr>
-          <w:b/>
-          <w:bCs/>
-          <w:sz w:val="28"/>
-          <w:szCs w:val="28"/>
-        </w:rPr>
-        <w:t>№5</w:t>
-      </w:r>
-      <w:r>
-        <w:rPr>
-          <w:b/>
-          <w:bCs/>
-          <w:sz w:val="28"/>
-          <w:szCs w:val="28"/>
-        </w:rPr>
-        <w:t xml:space="preserve"> -</w:t>
-      </w:r>
-      <w:r>
-        <w:rPr>
-          <w:b/>
-          <w:bCs/>
-          <w:sz w:val="28"/>
-          <w:szCs w:val="28"/>
-        </w:rPr>
-        <w:t xml:space="preserve"> </w:t>
+        <w:t xml:space="preserve">Таблица №5 - </w:t>
       </w:r>
       <w:r>
         <w:rPr>
@@ -5790,34 +5700,7 @@
           <w:sz w:val="28"/>
           <w:szCs w:val="28"/>
         </w:rPr>
-        <w:t xml:space="preserve">Таблица </w:t>
-      </w:r>
-      <w:r>
-        <w:rPr>
-          <w:b/>
-          <w:bCs/>
-          <w:sz w:val="28"/>
-          <w:szCs w:val="28"/>
-        </w:rPr>
-        <w:t>№6</w:t>
-      </w:r>
-      <w:r>
-        <w:rPr>
-          <w:b/>
-          <w:bCs/>
-          <w:sz w:val="28"/>
-          <w:szCs w:val="28"/>
-        </w:rPr>
-        <w:t xml:space="preserve"> -</w:t>
-      </w:r>
-      <w:r>
-        <w:rPr>
-          <w:b/>
-          <w:bCs/>
-          <w:sz w:val="28"/>
-          <w:szCs w:val="28"/>
-        </w:rPr>
-        <w:t xml:space="preserve"> </w:t>
+        <w:t xml:space="preserve">Таблица №6 - </w:t>
       </w:r>
       <w:r>
         <w:rPr>
@@ -6557,34 +6440,7 @@
           <w:sz w:val="28"/>
           <w:szCs w:val="28"/>
         </w:rPr>
-        <w:t xml:space="preserve">Таблица </w:t>
-      </w:r>
-      <w:r>
-        <w:rPr>
-          <w:b/>
-          <w:bCs/>
-          <w:sz w:val="28"/>
-          <w:szCs w:val="28"/>
-        </w:rPr>
-        <w:t>№7</w:t>
-      </w:r>
-      <w:r>
-        <w:rPr>
-          <w:b/>
-          <w:bCs/>
-          <w:sz w:val="28"/>
-          <w:szCs w:val="28"/>
-        </w:rPr>
-        <w:t xml:space="preserve"> -</w:t>
-      </w:r>
-      <w:r>
-        <w:rPr>
-          <w:b/>
-          <w:bCs/>
-          <w:sz w:val="28"/>
-          <w:szCs w:val="28"/>
-        </w:rPr>
-        <w:t xml:space="preserve"> </w:t>
+        <w:t xml:space="preserve">Таблица №7 - </w:t>
       </w:r>
       <w:r>
         <w:rPr>
@@ -7595,25 +7451,17 @@
           <w:sz w:val="20"/>
           <w:szCs w:val="20"/>
         </w:rPr>
-        <w:t xml:space="preserve">Рисунок 1 - </w:t>
-      </w:r>
-      <w:r>
+        <w:t>Рисунок 1 - Концептуальная модель представлена ER-диаграммой</w:t>
+      </w:r>
+    </w:p>
+    <w:p>
+      <w:pPr>
+        <w:jc w:val="center"/>
         <w:rPr>
           <w:bCs/>
           <w:sz w:val="20"/>
           <w:szCs w:val="20"/>
         </w:rPr>
-        <w:t>Концептуальная модель представлена ER-диаграммой</w:t>
-      </w:r>
-    </w:p>
-    <w:p>
-      <w:pPr>
-        <w:jc w:val="center"/>
-        <w:rPr>
-          <w:bCs/>
-          <w:sz w:val="20"/>
-          <w:szCs w:val="20"/>
-        </w:rPr>
       </w:pPr>
     </w:p>
     <w:p>
@@ -7694,25 +7542,7 @@
           <w:sz w:val="28"/>
           <w:szCs w:val="28"/>
         </w:rPr>
-        <w:t>Таблица №</w:t>
-      </w:r>
-      <w:r>
-        <w:rPr>
-          <w:b/>
-          <w:bCs/>
-          <w:sz w:val="28"/>
-          <w:szCs w:val="28"/>
-        </w:rPr>
-        <w:t>8</w:t>
-      </w:r>
-      <w:r>
-        <w:rPr>
-          <w:b/>
-          <w:bCs/>
-          <w:sz w:val="28"/>
-          <w:szCs w:val="28"/>
-        </w:rPr>
-        <w:t xml:space="preserve"> - </w:t>
+        <w:t xml:space="preserve">Таблица №8 - </w:t>
       </w:r>
       <w:r>
         <w:rPr>
@@ -9691,25 +9521,7 @@
           <w:sz w:val="28"/>
           <w:szCs w:val="28"/>
         </w:rPr>
-        <w:t xml:space="preserve">Таблица </w:t>
-      </w:r>
-      <w:r>
-        <w:rPr>
-          <w:b/>
-          <w:bCs/>
-          <w:sz w:val="28"/>
-          <w:szCs w:val="28"/>
-        </w:rPr>
-        <w:t>№9</w:t>
-      </w:r>
-      <w:r>
-        <w:rPr>
-          <w:b/>
-          <w:bCs/>
-          <w:sz w:val="28"/>
-          <w:szCs w:val="28"/>
-        </w:rPr>
-        <w:t xml:space="preserve"> - </w:t>
+        <w:t xml:space="preserve">Таблица №9 - </w:t>
       </w:r>
       <w:r>
         <w:rPr>
@@ -10033,25 +9845,7 @@
           <w:sz w:val="28"/>
           <w:szCs w:val="28"/>
         </w:rPr>
-        <w:t xml:space="preserve">Таблица </w:t>
-      </w:r>
-      <w:r>
-        <w:rPr>
-          <w:b/>
-          <w:bCs/>
-          <w:sz w:val="28"/>
-          <w:szCs w:val="28"/>
-        </w:rPr>
-        <w:t>№10</w:t>
-      </w:r>
-      <w:r>
-        <w:rPr>
-          <w:b/>
-          <w:bCs/>
-          <w:sz w:val="28"/>
-          <w:szCs w:val="28"/>
-        </w:rPr>
-        <w:t xml:space="preserve"> - </w:t>
+        <w:t xml:space="preserve">Таблица №10 - </w:t>
       </w:r>
       <w:r>
         <w:rPr>
@@ -11588,25 +11382,7 @@
           <w:sz w:val="28"/>
           <w:szCs w:val="28"/>
         </w:rPr>
-        <w:t xml:space="preserve">Таблица </w:t>
-      </w:r>
-      <w:r>
-        <w:rPr>
-          <w:b/>
-          <w:bCs/>
-          <w:sz w:val="28"/>
-          <w:szCs w:val="28"/>
-        </w:rPr>
-        <w:t>№11</w:t>
-      </w:r>
-      <w:r>
-        <w:rPr>
-          <w:b/>
-          <w:bCs/>
-          <w:sz w:val="28"/>
-          <w:szCs w:val="28"/>
-        </w:rPr>
-        <w:t xml:space="preserve"> - </w:t>
+        <w:t xml:space="preserve">Таблица №11 - </w:t>
       </w:r>
       <w:r>
         <w:rPr>
@@ -12228,25 +12004,7 @@
           <w:sz w:val="28"/>
           <w:szCs w:val="28"/>
         </w:rPr>
-        <w:t xml:space="preserve">Таблица </w:t>
-      </w:r>
-      <w:r>
-        <w:rPr>
-          <w:b/>
-          <w:bCs/>
-          <w:sz w:val="28"/>
-          <w:szCs w:val="28"/>
-        </w:rPr>
-        <w:t>№12</w:t>
-      </w:r>
-      <w:r>
-        <w:rPr>
-          <w:b/>
-          <w:bCs/>
-          <w:sz w:val="28"/>
-          <w:szCs w:val="28"/>
-        </w:rPr>
-        <w:t xml:space="preserve"> - </w:t>
+        <w:t xml:space="preserve">Таблица №12 - </w:t>
       </w:r>
       <w:r>
         <w:rPr>
@@ -13748,8 +13506,6 @@
         </w:rPr>
         <w:t>https://github.com/iffyuor/Krasniy_Jakor_Praktika</w:t>
       </w:r>
-      <w:bookmarkStart w:id="0" w:name="_GoBack"/>
-      <w:bookmarkEnd w:id="0"/>
     </w:p>
     <w:p>
       <w:pPr>
@@ -16670,6 +16426,7 @@
   <w:style w:type="character" w:default="1" w:styleId="a0">
     <w:name w:val="Default Paragraph Font"/>
     <w:uiPriority w:val="1"/>
+    <w:semiHidden/>
     <w:unhideWhenUsed/>
   </w:style>
   <w:style w:type="table" w:default="1" w:styleId="a1">
